--- a/Proyecto/PREGAME/1. ELICITACION/1.7 PRUEBAS/SPRINT 0/Caja Negra/REQ004_Caja_Negra_G6_V2.docx
+++ b/Proyecto/PREGAME/1. ELICITACION/1.7 PRUEBAS/SPRINT 0/Caja Negra/REQ004_Caja_Negra_G6_V2.docx
@@ -582,14 +582,16 @@
                 <w:bCs/>
               </w:rPr>
             </w:pPr>
+            <w:proofErr w:type="spellStart"/>
             <w:r>
               <w:rPr>
                 <w:rFonts w:asciiTheme="minorHAnsi" w:eastAsiaTheme="minorEastAsia" w:hAnsiTheme="minorHAnsi" w:cstheme="minorBidi"/>
                 <w:b/>
                 <w:bCs/>
               </w:rPr>
-              <w:t>fila</w:t>
-            </w:r>
+              <w:t>filaSeleccionada</w:t>
+            </w:r>
+            <w:proofErr w:type="spellEnd"/>
           </w:p>
         </w:tc>
         <w:tc>
@@ -608,20 +610,22 @@
               <w:spacing w:after="0" w:line="375" w:lineRule="auto"/>
               <w:jc w:val="center"/>
             </w:pPr>
+            <w:proofErr w:type="spellStart"/>
             <w:proofErr w:type="gramStart"/>
             <w:r>
               <w:rPr>
                 <w:rFonts w:ascii="system-ui" w:eastAsia="system-ui" w:hAnsi="system-ui" w:cs="system-ui"/>
                 <w:color w:val="0F1115"/>
               </w:rPr>
-              <w:t xml:space="preserve">fila </w:t>
-            </w:r>
-            <w:r>
-              <w:rPr>
-                <w:rFonts w:ascii="system-ui" w:eastAsia="system-ui" w:hAnsi="system-ui" w:cs="system-ui"/>
-                <w:color w:val="0F1115"/>
-              </w:rPr>
-              <w:t>!</w:t>
+              <w:t>filaSeleccionada</w:t>
+            </w:r>
+            <w:proofErr w:type="spellEnd"/>
+            <w:r>
+              <w:rPr>
+                <w:rFonts w:ascii="system-ui" w:eastAsia="system-ui" w:hAnsi="system-ui" w:cs="system-ui"/>
+                <w:color w:val="0F1115"/>
+              </w:rPr>
+              <w:t xml:space="preserve"> !</w:t>
             </w:r>
             <w:proofErr w:type="gramEnd"/>
             <w:r>
@@ -630,6 +634,14 @@
                 <w:color w:val="0F1115"/>
               </w:rPr>
               <w:t>= -1</w:t>
+            </w:r>
+            <w:r>
+              <w:rPr>
+                <w:rFonts w:ascii="system-ui" w:eastAsia="system-ui" w:hAnsi="system-ui" w:cs="system-ui"/>
+                <w:color w:val="0F1115"/>
+              </w:rPr>
+              <w:br/>
+              <w:t>(hay una fila seleccionada)</w:t>
             </w:r>
           </w:p>
         </w:tc>
@@ -679,30 +691,7 @@
                 <w:rFonts w:ascii="system-ui" w:eastAsia="system-ui" w:hAnsi="system-ui" w:cs="system-ui"/>
                 <w:color w:val="0F1115"/>
               </w:rPr>
-              <w:t>"</w:t>
-            </w:r>
-            <w:r>
-              <w:rPr>
-                <w:rFonts w:ascii="system-ui" w:eastAsia="system-ui" w:hAnsi="system-ui" w:cs="system-ui"/>
-                <w:color w:val="0F1115"/>
-              </w:rPr>
-              <w:t xml:space="preserve">Producto eliminado con </w:t>
-            </w:r>
-            <w:proofErr w:type="spellStart"/>
-            <w:r>
-              <w:rPr>
-                <w:rFonts w:ascii="system-ui" w:eastAsia="system-ui" w:hAnsi="system-ui" w:cs="system-ui"/>
-                <w:color w:val="0F1115"/>
-              </w:rPr>
-              <w:t>exito</w:t>
-            </w:r>
-            <w:proofErr w:type="spellEnd"/>
-            <w:r>
-              <w:rPr>
-                <w:rFonts w:ascii="system-ui" w:eastAsia="system-ui" w:hAnsi="system-ui" w:cs="system-ui"/>
-                <w:color w:val="0F1115"/>
-              </w:rPr>
-              <w:t xml:space="preserve">” </w:t>
+              <w:t>"Producto seleccionado"</w:t>
             </w:r>
           </w:p>
         </w:tc>
@@ -717,7 +706,7 @@
             <w:vMerge/>
             <w:tcBorders>
               <w:left w:val="single" w:sz="5" w:space="0" w:color="000000" w:themeColor="text1"/>
-              <w:bottom w:val="single" w:sz="5" w:space="0" w:color="000000" w:themeColor="text1"/>
+              <w:bottom w:val="single" w:sz="4" w:space="0" w:color="auto"/>
               <w:right w:val="single" w:sz="5" w:space="0" w:color="000000" w:themeColor="text1"/>
             </w:tcBorders>
             <w:vAlign w:val="center"/>
@@ -750,26 +739,29 @@
               <w:spacing w:after="0" w:line="375" w:lineRule="auto"/>
               <w:jc w:val="center"/>
             </w:pPr>
-            <w:r>
-              <w:rPr>
-                <w:rFonts w:ascii="system-ui" w:eastAsia="system-ui" w:hAnsi="system-ui" w:cs="system-ui"/>
-                <w:color w:val="0F1115"/>
-              </w:rPr>
-              <w:t xml:space="preserve">fila </w:t>
-            </w:r>
-            <w:r>
-              <w:rPr>
-                <w:rFonts w:ascii="system-ui" w:eastAsia="system-ui" w:hAnsi="system-ui" w:cs="system-ui"/>
-                <w:color w:val="0F1115"/>
-              </w:rPr>
-              <w:t>=</w:t>
-            </w:r>
-            <w:r>
-              <w:rPr>
-                <w:rFonts w:ascii="system-ui" w:eastAsia="system-ui" w:hAnsi="system-ui" w:cs="system-ui"/>
-                <w:color w:val="0F1115"/>
-              </w:rPr>
-              <w:t>= -1</w:t>
+            <w:proofErr w:type="spellStart"/>
+            <w:r>
+              <w:rPr>
+                <w:rFonts w:ascii="system-ui" w:eastAsia="system-ui" w:hAnsi="system-ui" w:cs="system-ui"/>
+                <w:color w:val="0F1115"/>
+              </w:rPr>
+              <w:t>filaSeleccionada</w:t>
+            </w:r>
+            <w:proofErr w:type="spellEnd"/>
+            <w:r>
+              <w:rPr>
+                <w:rFonts w:ascii="system-ui" w:eastAsia="system-ui" w:hAnsi="system-ui" w:cs="system-ui"/>
+                <w:color w:val="0F1115"/>
+              </w:rPr>
+              <w:t xml:space="preserve"> == -1</w:t>
+            </w:r>
+            <w:r>
+              <w:rPr>
+                <w:rFonts w:ascii="system-ui" w:eastAsia="system-ui" w:hAnsi="system-ui" w:cs="system-ui"/>
+                <w:color w:val="0F1115"/>
+              </w:rPr>
+              <w:br/>
+              <w:t>(ninguna fila seleccionada)</w:t>
             </w:r>
           </w:p>
         </w:tc>
@@ -826,7 +818,14 @@
                 <w:rFonts w:ascii="system-ui" w:eastAsia="system-ui" w:hAnsi="system-ui" w:cs="system-ui"/>
                 <w:color w:val="0F1115"/>
               </w:rPr>
-              <w:t>Seleccione un producto para eliminar</w:t>
+              <w:t>Seleccione un producto para e</w:t>
+            </w:r>
+            <w:r>
+              <w:rPr>
+                <w:rFonts w:ascii="system-ui" w:eastAsia="system-ui" w:hAnsi="system-ui" w:cs="system-ui"/>
+                <w:color w:val="0F1115"/>
+              </w:rPr>
+              <w:t>liminar</w:t>
             </w:r>
             <w:r>
               <w:rPr>
@@ -834,6 +833,296 @@
                 <w:color w:val="0F1115"/>
               </w:rPr>
               <w:t>"</w:t>
+            </w:r>
+          </w:p>
+        </w:tc>
+      </w:tr>
+      <w:tr>
+        <w:trPr>
+          <w:trHeight w:val="816"/>
+        </w:trPr>
+        <w:tc>
+          <w:tcPr>
+            <w:tcW w:w="2182" w:type="dxa"/>
+            <w:vMerge w:val="restart"/>
+            <w:tcBorders>
+              <w:top w:val="single" w:sz="4" w:space="0" w:color="auto"/>
+              <w:left w:val="single" w:sz="5" w:space="0" w:color="000000" w:themeColor="text1"/>
+              <w:right w:val="single" w:sz="5" w:space="0" w:color="000000" w:themeColor="text1"/>
+            </w:tcBorders>
+            <w:vAlign w:val="center"/>
+          </w:tcPr>
+          <w:p>
+            <w:pPr>
+              <w:spacing w:after="0" w:line="375" w:lineRule="auto"/>
+              <w:jc w:val="center"/>
+              <w:rPr>
+                <w:rFonts w:asciiTheme="minorHAnsi" w:eastAsiaTheme="minorEastAsia" w:hAnsiTheme="minorHAnsi" w:cstheme="minorBidi"/>
+                <w:b/>
+                <w:bCs/>
+              </w:rPr>
+            </w:pPr>
+            <w:proofErr w:type="spellStart"/>
+            <w:r>
+              <w:rPr>
+                <w:rFonts w:asciiTheme="minorHAnsi" w:eastAsiaTheme="minorEastAsia" w:hAnsiTheme="minorHAnsi" w:cstheme="minorBidi"/>
+                <w:b/>
+                <w:bCs/>
+              </w:rPr>
+              <w:t>confirm</w:t>
+            </w:r>
+            <w:proofErr w:type="spellEnd"/>
+          </w:p>
+        </w:tc>
+        <w:tc>
+          <w:tcPr>
+            <w:tcW w:w="3755" w:type="dxa"/>
+            <w:tcBorders>
+              <w:top w:val="single" w:sz="5" w:space="0" w:color="000000" w:themeColor="text1"/>
+              <w:left w:val="single" w:sz="5" w:space="0" w:color="000000" w:themeColor="text1"/>
+              <w:bottom w:val="single" w:sz="5" w:space="0" w:color="000000" w:themeColor="text1"/>
+              <w:right w:val="single" w:sz="5" w:space="0" w:color="000000" w:themeColor="text1"/>
+            </w:tcBorders>
+            <w:vAlign w:val="center"/>
+          </w:tcPr>
+          <w:p>
+            <w:pPr>
+              <w:spacing w:after="0" w:line="375" w:lineRule="auto"/>
+              <w:jc w:val="center"/>
+              <w:rPr>
+                <w:rFonts w:ascii="system-ui" w:eastAsia="system-ui" w:hAnsi="system-ui" w:cs="system-ui"/>
+                <w:color w:val="0F1115"/>
+              </w:rPr>
+            </w:pPr>
+            <w:proofErr w:type="spellStart"/>
+            <w:r>
+              <w:rPr>
+                <w:rFonts w:ascii="system-ui" w:eastAsia="system-ui" w:hAnsi="system-ui" w:cs="system-ui"/>
+                <w:color w:val="0F1115"/>
+              </w:rPr>
+              <w:t>confirm</w:t>
+            </w:r>
+            <w:proofErr w:type="spellEnd"/>
+            <w:r>
+              <w:rPr>
+                <w:rFonts w:ascii="system-ui" w:eastAsia="system-ui" w:hAnsi="system-ui" w:cs="system-ui"/>
+                <w:color w:val="0F1115"/>
+              </w:rPr>
+              <w:t xml:space="preserve"> == YES_OPTION</w:t>
+            </w:r>
+            <w:r>
+              <w:rPr>
+                <w:rFonts w:ascii="system-ui" w:eastAsia="system-ui" w:hAnsi="system-ui" w:cs="system-ui"/>
+                <w:color w:val="0F1115"/>
+              </w:rPr>
+              <w:br/>
+              <w:t>(usuario presionó Sí)</w:t>
+            </w:r>
+          </w:p>
+        </w:tc>
+        <w:tc>
+          <w:tcPr>
+            <w:tcW w:w="1661" w:type="dxa"/>
+            <w:tcBorders>
+              <w:top w:val="single" w:sz="5" w:space="0" w:color="000000" w:themeColor="text1"/>
+              <w:left w:val="single" w:sz="5" w:space="0" w:color="000000" w:themeColor="text1"/>
+              <w:bottom w:val="single" w:sz="5" w:space="0" w:color="000000" w:themeColor="text1"/>
+              <w:right w:val="single" w:sz="5" w:space="0" w:color="000000" w:themeColor="text1"/>
+            </w:tcBorders>
+            <w:vAlign w:val="center"/>
+          </w:tcPr>
+          <w:p>
+            <w:pPr>
+              <w:spacing w:after="0" w:line="375" w:lineRule="auto"/>
+              <w:jc w:val="center"/>
+              <w:rPr>
+                <w:rFonts w:ascii="system-ui" w:eastAsia="system-ui" w:hAnsi="system-ui" w:cs="system-ui"/>
+                <w:color w:val="0F1115"/>
+              </w:rPr>
+            </w:pPr>
+            <w:r>
+              <w:rPr>
+                <w:rFonts w:ascii="system-ui" w:eastAsia="system-ui" w:hAnsi="system-ui" w:cs="system-ui"/>
+                <w:color w:val="0F1115"/>
+              </w:rPr>
+              <w:t>Válido</w:t>
+            </w:r>
+          </w:p>
+        </w:tc>
+        <w:tc>
+          <w:tcPr>
+            <w:tcW w:w="2237" w:type="dxa"/>
+            <w:tcBorders>
+              <w:top w:val="single" w:sz="5" w:space="0" w:color="000000" w:themeColor="text1"/>
+              <w:left w:val="single" w:sz="5" w:space="0" w:color="000000" w:themeColor="text1"/>
+              <w:bottom w:val="single" w:sz="5" w:space="0" w:color="000000" w:themeColor="text1"/>
+              <w:right w:val="single" w:sz="5" w:space="0" w:color="000000" w:themeColor="text1"/>
+            </w:tcBorders>
+            <w:vAlign w:val="center"/>
+          </w:tcPr>
+          <w:p>
+            <w:pPr>
+              <w:spacing w:after="0" w:line="375" w:lineRule="auto"/>
+              <w:jc w:val="center"/>
+              <w:rPr>
+                <w:rFonts w:ascii="system-ui" w:eastAsia="system-ui" w:hAnsi="system-ui" w:cs="system-ui"/>
+                <w:color w:val="0F1115"/>
+              </w:rPr>
+            </w:pPr>
+            <w:r>
+              <w:rPr>
+                <w:rFonts w:ascii="system-ui" w:eastAsia="system-ui" w:hAnsi="system-ui" w:cs="system-ui"/>
+                <w:color w:val="0F1115"/>
+              </w:rPr>
+              <w:t>"Producto eliminado con éxito</w:t>
+            </w:r>
+            <w:r>
+              <w:rPr>
+                <w:rFonts w:ascii="system-ui" w:eastAsia="system-ui" w:hAnsi="system-ui" w:cs="system-ui"/>
+                <w:color w:val="0F1115"/>
+              </w:rPr>
+              <w:t>”</w:t>
+            </w:r>
+          </w:p>
+        </w:tc>
+      </w:tr>
+      <w:tr>
+        <w:trPr>
+          <w:trHeight w:val="816"/>
+        </w:trPr>
+        <w:tc>
+          <w:tcPr>
+            <w:tcW w:w="2182" w:type="dxa"/>
+            <w:vMerge/>
+            <w:tcBorders>
+              <w:left w:val="single" w:sz="5" w:space="0" w:color="000000" w:themeColor="text1"/>
+              <w:bottom w:val="single" w:sz="4" w:space="0" w:color="auto"/>
+              <w:right w:val="single" w:sz="5" w:space="0" w:color="000000" w:themeColor="text1"/>
+            </w:tcBorders>
+            <w:vAlign w:val="center"/>
+          </w:tcPr>
+          <w:p>
+            <w:pPr>
+              <w:spacing w:after="0" w:line="375" w:lineRule="auto"/>
+              <w:jc w:val="center"/>
+              <w:rPr>
+                <w:rFonts w:asciiTheme="minorHAnsi" w:eastAsiaTheme="minorEastAsia" w:hAnsiTheme="minorHAnsi" w:cstheme="minorBidi"/>
+                <w:b/>
+                <w:bCs/>
+              </w:rPr>
+            </w:pPr>
+          </w:p>
+        </w:tc>
+        <w:tc>
+          <w:tcPr>
+            <w:tcW w:w="3755" w:type="dxa"/>
+            <w:tcBorders>
+              <w:top w:val="single" w:sz="5" w:space="0" w:color="000000" w:themeColor="text1"/>
+              <w:left w:val="single" w:sz="5" w:space="0" w:color="000000" w:themeColor="text1"/>
+              <w:bottom w:val="single" w:sz="5" w:space="0" w:color="000000" w:themeColor="text1"/>
+              <w:right w:val="single" w:sz="5" w:space="0" w:color="000000" w:themeColor="text1"/>
+            </w:tcBorders>
+            <w:vAlign w:val="center"/>
+          </w:tcPr>
+          <w:p>
+            <w:pPr>
+              <w:spacing w:after="0" w:line="375" w:lineRule="auto"/>
+              <w:jc w:val="center"/>
+              <w:rPr>
+                <w:rFonts w:ascii="system-ui" w:eastAsia="system-ui" w:hAnsi="system-ui" w:cs="system-ui"/>
+                <w:color w:val="0F1115"/>
+              </w:rPr>
+            </w:pPr>
+            <w:proofErr w:type="spellStart"/>
+            <w:proofErr w:type="gramStart"/>
+            <w:r>
+              <w:rPr>
+                <w:rFonts w:ascii="system-ui" w:eastAsia="system-ui" w:hAnsi="system-ui" w:cs="system-ui"/>
+                <w:color w:val="0F1115"/>
+              </w:rPr>
+              <w:t>confirm</w:t>
+            </w:r>
+            <w:proofErr w:type="spellEnd"/>
+            <w:r>
+              <w:rPr>
+                <w:rFonts w:ascii="system-ui" w:eastAsia="system-ui" w:hAnsi="system-ui" w:cs="system-ui"/>
+                <w:color w:val="0F1115"/>
+              </w:rPr>
+              <w:t xml:space="preserve"> !</w:t>
+            </w:r>
+            <w:proofErr w:type="gramEnd"/>
+            <w:r>
+              <w:rPr>
+                <w:rFonts w:ascii="system-ui" w:eastAsia="system-ui" w:hAnsi="system-ui" w:cs="system-ui"/>
+                <w:color w:val="0F1115"/>
+              </w:rPr>
+              <w:t>= YES_OPTION</w:t>
+            </w:r>
+            <w:r>
+              <w:rPr>
+                <w:rFonts w:ascii="system-ui" w:eastAsia="system-ui" w:hAnsi="system-ui" w:cs="system-ui"/>
+                <w:color w:val="0F1115"/>
+              </w:rPr>
+              <w:br/>
+              <w:t>(usuario presionó No o cerró)</w:t>
+            </w:r>
+          </w:p>
+        </w:tc>
+        <w:tc>
+          <w:tcPr>
+            <w:tcW w:w="1661" w:type="dxa"/>
+            <w:tcBorders>
+              <w:top w:val="single" w:sz="5" w:space="0" w:color="000000" w:themeColor="text1"/>
+              <w:left w:val="single" w:sz="5" w:space="0" w:color="000000" w:themeColor="text1"/>
+              <w:bottom w:val="single" w:sz="5" w:space="0" w:color="000000" w:themeColor="text1"/>
+              <w:right w:val="single" w:sz="5" w:space="0" w:color="000000" w:themeColor="text1"/>
+            </w:tcBorders>
+            <w:vAlign w:val="center"/>
+          </w:tcPr>
+          <w:p>
+            <w:pPr>
+              <w:spacing w:after="0" w:line="375" w:lineRule="auto"/>
+              <w:jc w:val="center"/>
+              <w:rPr>
+                <w:rFonts w:ascii="system-ui" w:eastAsia="system-ui" w:hAnsi="system-ui" w:cs="system-ui"/>
+                <w:color w:val="0F1115"/>
+              </w:rPr>
+            </w:pPr>
+            <w:r>
+              <w:rPr>
+                <w:rFonts w:ascii="system-ui" w:eastAsia="system-ui" w:hAnsi="system-ui" w:cs="system-ui"/>
+                <w:color w:val="0F1115"/>
+              </w:rPr>
+              <w:t>Inválido</w:t>
+            </w:r>
+          </w:p>
+        </w:tc>
+        <w:tc>
+          <w:tcPr>
+            <w:tcW w:w="2237" w:type="dxa"/>
+            <w:tcBorders>
+              <w:top w:val="single" w:sz="5" w:space="0" w:color="000000" w:themeColor="text1"/>
+              <w:left w:val="single" w:sz="5" w:space="0" w:color="000000" w:themeColor="text1"/>
+              <w:bottom w:val="single" w:sz="5" w:space="0" w:color="000000" w:themeColor="text1"/>
+              <w:right w:val="single" w:sz="5" w:space="0" w:color="000000" w:themeColor="text1"/>
+            </w:tcBorders>
+            <w:vAlign w:val="center"/>
+          </w:tcPr>
+          <w:p>
+            <w:pPr>
+              <w:spacing w:after="0" w:line="375" w:lineRule="auto"/>
+              <w:jc w:val="center"/>
+              <w:rPr>
+                <w:rFonts w:ascii="system-ui" w:eastAsia="system-ui" w:hAnsi="system-ui" w:cs="system-ui"/>
+                <w:color w:val="0F1115"/>
+              </w:rPr>
+            </w:pPr>
+            <w:r>
+              <w:rPr>
+                <w:rFonts w:ascii="system-ui" w:eastAsia="system-ui" w:hAnsi="system-ui" w:cs="system-ui"/>
+                <w:color w:val="0F1115"/>
+              </w:rPr>
+              <w:t>No hace nada (cancela)</w:t>
             </w:r>
           </w:p>
         </w:tc>
@@ -1778,7 +2067,6 @@
   <w:style w:type="character" w:default="1" w:styleId="Fuentedeprrafopredeter">
     <w:name w:val="Default Paragraph Font"/>
     <w:uiPriority w:val="1"/>
-    <w:semiHidden/>
     <w:unhideWhenUsed/>
   </w:style>
   <w:style w:type="table" w:default="1" w:styleId="Tablanormal">
